--- a/assets/templates/packing_list_template.docx
+++ b/assets/templates/packing_list_template.docx
@@ -349,6 +349,11 @@
               </w:rPr>
               <w:t>{%p endif %}</w:t>
             </w:r>
+          </w:p>
+          <w:p>
+            <w:pPr>
+              <w:spacing w:after="0" w:before="0" w:line="240" w:lineRule="auto"/>
+            </w:pPr>
           </w:p>
         </w:tc>
       </w:tr>
@@ -630,20 +635,25 @@
         <w:tc>
           <w:tcPr>
             <w:tcW w:type="dxa" w:w="72"/>
+            <w:tcMar>
+              <w:top w:w="0" w:type="dxa"/>
+              <w:left w:w="0" w:type="dxa"/>
+              <w:bottom w:w="0" w:type="dxa"/>
+              <w:right w:w="0" w:type="dxa"/>
+            </w:tcMar>
             <w:vAlign w:val="center"/>
             <w:shd w:val="clear" w:color="auto" w:fill="EDEDED"/>
           </w:tcPr>
           <w:p>
             <w:pPr>
               <w:spacing w:after="0"/>
-              <w:jc w:val="center"/>
             </w:pPr>
             <w:r>
               <w:rPr>
                 <w:rFonts w:ascii="Calibri" w:hAnsi="Calibri" w:eastAsia="Calibri"/>
-                <w:b/>
-                <w:color w:val="1F1F1F"/>
-                <w:sz w:val="16"/>
+                <w:b w:val="0"/>
+                <w:color w:val="6B6B6B"/>
+                <w:sz w:val="2"/>
               </w:rPr>
               <w:t>{%tc for h in kit_headers %}</w:t>
             </w:r>
@@ -674,20 +684,25 @@
         <w:tc>
           <w:tcPr>
             <w:tcW w:type="dxa" w:w="72"/>
+            <w:tcMar>
+              <w:top w:w="0" w:type="dxa"/>
+              <w:left w:w="0" w:type="dxa"/>
+              <w:bottom w:w="0" w:type="dxa"/>
+              <w:right w:w="0" w:type="dxa"/>
+            </w:tcMar>
             <w:vAlign w:val="center"/>
             <w:shd w:val="clear" w:color="auto" w:fill="EDEDED"/>
           </w:tcPr>
           <w:p>
             <w:pPr>
               <w:spacing w:after="0"/>
-              <w:jc w:val="center"/>
             </w:pPr>
             <w:r>
               <w:rPr>
                 <w:rFonts w:ascii="Calibri" w:hAnsi="Calibri" w:eastAsia="Calibri"/>
-                <w:b/>
-                <w:color w:val="1F1F1F"/>
-                <w:sz w:val="16"/>
+                <w:b w:val="0"/>
+                <w:color w:val="6B6B6B"/>
+                <w:sz w:val="2"/>
               </w:rPr>
               <w:t>{%tc endfor %}</w:t>
             </w:r>
@@ -908,13 +923,19 @@
                 <w:color w:val="1F1F1F"/>
                 <w:sz w:val="18"/>
               </w:rPr>
-              <w:t>{{ p.name }}{{ p.marker }}</w:t>
+              <w:t>{{ p.display_name }}{{ p.marker }}</w:t>
             </w:r>
           </w:p>
         </w:tc>
         <w:tc>
           <w:tcPr>
             <w:tcW w:type="dxa" w:w="72"/>
+            <w:tcMar>
+              <w:top w:w="0" w:type="dxa"/>
+              <w:left w:w="0" w:type="dxa"/>
+              <w:bottom w:w="0" w:type="dxa"/>
+              <w:right w:w="0" w:type="dxa"/>
+            </w:tcMar>
             <w:vAlign w:val="center"/>
           </w:tcPr>
           <w:p>
@@ -926,7 +947,7 @@
                 <w:rFonts w:ascii="Calibri" w:hAnsi="Calibri" w:eastAsia="Calibri"/>
                 <w:b w:val="0"/>
                 <w:color w:val="6B6B6B"/>
-                <w:sz w:val="16"/>
+                <w:sz w:val="2"/>
               </w:rPr>
               <w:t>{%tc for c in p.counts %}</w:t>
             </w:r>
@@ -956,6 +977,12 @@
         <w:tc>
           <w:tcPr>
             <w:tcW w:type="dxa" w:w="72"/>
+            <w:tcMar>
+              <w:top w:w="0" w:type="dxa"/>
+              <w:left w:w="0" w:type="dxa"/>
+              <w:bottom w:w="0" w:type="dxa"/>
+              <w:right w:w="0" w:type="dxa"/>
+            </w:tcMar>
             <w:vAlign w:val="center"/>
           </w:tcPr>
           <w:p>
@@ -967,7 +994,7 @@
                 <w:rFonts w:ascii="Calibri" w:hAnsi="Calibri" w:eastAsia="Calibri"/>
                 <w:b w:val="0"/>
                 <w:color w:val="6B6B6B"/>
-                <w:sz w:val="16"/>
+                <w:sz w:val="2"/>
               </w:rPr>
               <w:t>{%tc endfor %}</w:t>
             </w:r>
@@ -1134,289 +1161,389 @@
         </w:trPr>
         <w:tc>
           <w:tcPr>
-            <w:tcW w:type="dxa" w:w="1368"/>
-            <w:vAlign w:val="center"/>
-            <w:shd w:val="clear" w:color="auto" w:fill="EDEDED"/>
+            <w:tcW w:type="dxa" w:w="10584"/>
+            <w:gridSpan w:val="9"/>
+            <w:tcMar>
+              <w:top w:w="0" w:type="dxa"/>
+              <w:left w:w="0" w:type="dxa"/>
+              <w:bottom w:w="0" w:type="dxa"/>
+              <w:right w:w="0" w:type="dxa"/>
+            </w:tcMar>
+            <w:tcBorders>
+              <w:top w:val="single" w:sz="4" w:color="A6A6A6"/>
+              <w:left w:val="nil"/>
+              <w:bottom w:val="nil"/>
+              <w:right w:val="nil"/>
+            </w:tcBorders>
           </w:tcPr>
+          <w:tbl>
+            <w:tblPr>
+              <w:tblW w:type="auto" w:w="0"/>
+              <w:tblLayout w:type="fixed"/>
+              <w:tblLook w:firstColumn="1" w:firstRow="1" w:lastColumn="0" w:lastRow="0" w:noHBand="0" w:noVBand="1" w:val="04A0"/>
+              <w:tblLayout w:type="fixed"/>
+              <w:tblBorders>
+                <w:top w:val="single" w:sz="6" w:color="A6A6A6"/>
+                <w:left w:val="single" w:sz="6" w:color="A6A6A6"/>
+                <w:bottom w:val="single" w:sz="6" w:color="A6A6A6"/>
+                <w:right w:val="single" w:sz="6" w:color="A6A6A6"/>
+                <w:insideH w:val="single" w:sz="4" w:color="A6A6A6"/>
+                <w:insideV w:val="single" w:sz="4" w:color="A6A6A6"/>
+              </w:tblBorders>
+              <w:tblCellMar>
+                <w:top w:w="50" w:type="dxa"/>
+                <w:left w:w="70" w:type="dxa"/>
+                <w:bottom w:w="50" w:type="dxa"/>
+                <w:right w:w="70" w:type="dxa"/>
+              </w:tblCellMar>
+              <w:tblDescription w:val="TallyCraft totals row"/>
+            </w:tblPr>
+            <w:tblGrid>
+              <w:gridCol w:w="1368"/>
+              <w:gridCol w:w="4104"/>
+              <w:gridCol w:w="72"/>
+              <w:gridCol w:w="1224"/>
+              <w:gridCol w:w="72"/>
+              <w:gridCol w:w="864"/>
+              <w:gridCol w:w="1080"/>
+              <w:gridCol w:w="1152"/>
+              <w:gridCol w:w="648"/>
+            </w:tblGrid>
+            <w:tr>
+              <w:tc>
+                <w:tcPr>
+                  <w:tcW w:type="dxa" w:w="1368"/>
+                  <w:vAlign w:val="center"/>
+                  <w:shd w:val="clear" w:color="auto" w:fill="EDEDED"/>
+                </w:tcPr>
+                <w:p>
+                  <w:pPr>
+                    <w:spacing w:after="0"/>
+                  </w:pPr>
+                </w:p>
+              </w:tc>
+              <w:tc>
+                <w:tcPr>
+                  <w:tcW w:type="dxa" w:w="4104"/>
+                  <w:vAlign w:val="center"/>
+                  <w:shd w:val="clear" w:color="auto" w:fill="EDEDED"/>
+                </w:tcPr>
+                <w:p>
+                  <w:pPr>
+                    <w:spacing w:after="0"/>
+                  </w:pPr>
+                  <w:r>
+                    <w:rPr>
+                      <w:rFonts w:ascii="Calibri" w:hAnsi="Calibri" w:eastAsia="Calibri"/>
+                      <w:b/>
+                      <w:color w:val="1F1F1F"/>
+                      <w:sz w:val="19"/>
+                    </w:rPr>
+                    <w:t>{{ total_label }}</w:t>
+                  </w:r>
+                </w:p>
+              </w:tc>
+              <w:tc>
+                <w:tcPr>
+                  <w:tcW w:type="dxa" w:w="72"/>
+                  <w:tcMar>
+                    <w:top w:w="0" w:type="dxa"/>
+                    <w:left w:w="0" w:type="dxa"/>
+                    <w:bottom w:w="0" w:type="dxa"/>
+                    <w:right w:w="0" w:type="dxa"/>
+                  </w:tcMar>
+                  <w:vAlign w:val="center"/>
+                  <w:shd w:val="clear" w:color="auto" w:fill="EDEDED"/>
+                </w:tcPr>
+                <w:p>
+                  <w:pPr>
+                    <w:spacing w:after="0"/>
+                  </w:pPr>
+                  <w:r>
+                    <w:rPr>
+                      <w:rFonts w:ascii="Calibri" w:hAnsi="Calibri" w:eastAsia="Calibri"/>
+                      <w:b w:val="0"/>
+                      <w:color w:val="6B6B6B"/>
+                      <w:sz w:val="2"/>
+                    </w:rPr>
+                    <w:t>{%tc for k in kit_totals %}</w:t>
+                  </w:r>
+                </w:p>
+              </w:tc>
+              <w:tc>
+                <w:tcPr>
+                  <w:tcW w:type="dxa" w:w="1224"/>
+                  <w:vAlign w:val="center"/>
+                  <w:shd w:val="clear" w:color="auto" w:fill="EDEDED"/>
+                </w:tcPr>
+                <w:p>
+                  <w:pPr>
+                    <w:spacing w:after="0"/>
+                    <w:jc w:val="center"/>
+                  </w:pPr>
+                  <w:r>
+                    <w:rPr>
+                      <w:rFonts w:ascii="Calibri" w:hAnsi="Calibri" w:eastAsia="Calibri"/>
+                      <w:b/>
+                      <w:color w:val="1F1F1F"/>
+                      <w:sz w:val="19"/>
+                    </w:rPr>
+                    <w:t>{{ k }}</w:t>
+                  </w:r>
+                </w:p>
+              </w:tc>
+              <w:tc>
+                <w:tcPr>
+                  <w:tcW w:type="dxa" w:w="72"/>
+                  <w:tcMar>
+                    <w:top w:w="0" w:type="dxa"/>
+                    <w:left w:w="0" w:type="dxa"/>
+                    <w:bottom w:w="0" w:type="dxa"/>
+                    <w:right w:w="0" w:type="dxa"/>
+                  </w:tcMar>
+                  <w:vAlign w:val="center"/>
+                  <w:shd w:val="clear" w:color="auto" w:fill="EDEDED"/>
+                </w:tcPr>
+                <w:p>
+                  <w:pPr>
+                    <w:spacing w:after="0"/>
+                  </w:pPr>
+                  <w:r>
+                    <w:rPr>
+                      <w:rFonts w:ascii="Calibri" w:hAnsi="Calibri" w:eastAsia="Calibri"/>
+                      <w:b w:val="0"/>
+                      <w:color w:val="6B6B6B"/>
+                      <w:sz w:val="2"/>
+                    </w:rPr>
+                    <w:t>{%tc endfor %}</w:t>
+                  </w:r>
+                </w:p>
+              </w:tc>
+              <w:tc>
+                <w:tcPr>
+                  <w:tcW w:type="dxa" w:w="864"/>
+                  <w:vAlign w:val="center"/>
+                  <w:shd w:val="clear" w:color="auto" w:fill="EDEDED"/>
+                </w:tcPr>
+                <w:p>
+                  <w:pPr>
+                    <w:spacing w:after="0"/>
+                    <w:jc w:val="center"/>
+                  </w:pPr>
+                  <w:r>
+                    <w:rPr>
+                      <w:rFonts w:ascii="Calibri" w:hAnsi="Calibri" w:eastAsia="Calibri"/>
+                      <w:b/>
+                      <w:color w:val="1F1F1F"/>
+                      <w:sz w:val="19"/>
+                    </w:rPr>
+                    <w:t>{{ total_count }}</w:t>
+                  </w:r>
+                </w:p>
+              </w:tc>
+              <w:tc>
+                <w:tcPr>
+                  <w:tcW w:type="dxa" w:w="1080"/>
+                  <w:vAlign w:val="center"/>
+                  <w:shd w:val="clear" w:color="auto" w:fill="EDEDED"/>
+                </w:tcPr>
+                <w:p>
+                  <w:pPr>
+                    <w:spacing w:after="0"/>
+                  </w:pPr>
+                </w:p>
+              </w:tc>
+              <w:tc>
+                <w:tcPr>
+                  <w:tcW w:type="dxa" w:w="1152"/>
+                  <w:vAlign w:val="center"/>
+                  <w:shd w:val="clear" w:color="auto" w:fill="EDEDED"/>
+                </w:tcPr>
+                <w:p>
+                  <w:pPr>
+                    <w:spacing w:after="0"/>
+                    <w:jc w:val="right"/>
+                  </w:pPr>
+                  <w:r>
+                    <w:rPr>
+                      <w:rFonts w:ascii="Calibri" w:hAnsi="Calibri" w:eastAsia="Calibri"/>
+                      <w:b/>
+                      <w:color w:val="1F1F1F"/>
+                      <w:sz w:val="19"/>
+                    </w:rPr>
+                    <w:t>{{ total_weight_measured }}</w:t>
+                  </w:r>
+                </w:p>
+              </w:tc>
+              <w:tc>
+                <w:tcPr>
+                  <w:tcW w:type="dxa" w:w="648"/>
+                  <w:vAlign w:val="center"/>
+                  <w:shd w:val="clear" w:color="auto" w:fill="EDEDED"/>
+                </w:tcPr>
+                <w:p>
+                  <w:pPr>
+                    <w:spacing w:after="0"/>
+                  </w:pPr>
+                </w:p>
+              </w:tc>
+            </w:tr>
+          </w:tbl>
           <w:p>
             <w:pPr>
-              <w:spacing w:after="0"/>
-            </w:pPr>
-          </w:p>
-        </w:tc>
-        <w:tc>
-          <w:tcPr>
-            <w:tcW w:type="dxa" w:w="4104"/>
-            <w:vAlign w:val="center"/>
-            <w:shd w:val="clear" w:color="auto" w:fill="EDEDED"/>
-          </w:tcPr>
-          <w:p>
-            <w:pPr>
-              <w:spacing w:after="0"/>
+              <w:spacing w:after="0" w:before="0" w:line="240" w:lineRule="auto"/>
             </w:pPr>
             <w:r>
               <w:rPr>
                 <w:rFonts w:ascii="Calibri" w:hAnsi="Calibri" w:eastAsia="Calibri"/>
-                <w:b/>
-                <w:color w:val="1F1F1F"/>
-                <w:sz w:val="19"/>
+                <w:b w:val="0"/>
+                <w:color w:val="6B6B6B"/>
+                <w:sz w:val="16"/>
               </w:rPr>
-              <w:t>{{ total_label }}</w:t>
+              <w:t>{%p for f in footnotes %}</w:t>
             </w:r>
           </w:p>
-        </w:tc>
-        <w:tc>
-          <w:tcPr>
-            <w:tcW w:type="dxa" w:w="72"/>
-            <w:vAlign w:val="center"/>
-            <w:shd w:val="clear" w:color="auto" w:fill="EDEDED"/>
-          </w:tcPr>
           <w:p>
             <w:pPr>
-              <w:spacing w:after="0"/>
+              <w:spacing w:after="0" w:before="40" w:line="240" w:lineRule="auto"/>
             </w:pPr>
             <w:r>
               <w:rPr>
                 <w:rFonts w:ascii="Calibri" w:hAnsi="Calibri" w:eastAsia="Calibri"/>
-                <w:b/>
-                <w:color w:val="1F1F1F"/>
-                <w:sz w:val="19"/>
+                <w:b w:val="0"/>
+                <w:color w:val="8A0000"/>
+                <w:sz w:val="15"/>
               </w:rPr>
-              <w:t>{%tc for k in kit_totals %}</w:t>
+              <w:t>{{ f.marker }} {{ f.name }}: could not be measured, so its weight isn't in the total. Reason: {{ f.reason }}</w:t>
             </w:r>
           </w:p>
-        </w:tc>
-        <w:tc>
-          <w:tcPr>
-            <w:tcW w:type="dxa" w:w="1224"/>
-            <w:vAlign w:val="center"/>
-            <w:shd w:val="clear" w:color="auto" w:fill="EDEDED"/>
-          </w:tcPr>
           <w:p>
             <w:pPr>
-              <w:spacing w:after="0"/>
-              <w:jc w:val="center"/>
+              <w:spacing w:after="0" w:before="0" w:line="240" w:lineRule="auto"/>
             </w:pPr>
             <w:r>
               <w:rPr>
                 <w:rFonts w:ascii="Calibri" w:hAnsi="Calibri" w:eastAsia="Calibri"/>
-                <w:b/>
-                <w:color w:val="1F1F1F"/>
-                <w:sz w:val="19"/>
+                <w:b w:val="0"/>
+                <w:color w:val="6B6B6B"/>
+                <w:sz w:val="16"/>
               </w:rPr>
-              <w:t>{{ k }}</w:t>
+              <w:t>{%p endfor %}</w:t>
             </w:r>
           </w:p>
-        </w:tc>
-        <w:tc>
-          <w:tcPr>
-            <w:tcW w:type="dxa" w:w="72"/>
-            <w:vAlign w:val="center"/>
-            <w:shd w:val="clear" w:color="auto" w:fill="EDEDED"/>
-          </w:tcPr>
           <w:p>
             <w:pPr>
-              <w:spacing w:after="0"/>
+              <w:spacing w:after="0" w:before="400" w:line="240" w:lineRule="auto"/>
             </w:pPr>
             <w:r>
               <w:rPr>
                 <w:rFonts w:ascii="Calibri" w:hAnsi="Calibri" w:eastAsia="Calibri"/>
-                <w:b/>
+                <w:b w:val="0"/>
                 <w:color w:val="1F1F1F"/>
-                <w:sz w:val="19"/>
+                <w:sz w:val="20"/>
               </w:rPr>
-              <w:t>{%tc endfor %}</w:t>
+              <w:t>Packed by: ______________________________      Date: ____________________</w:t>
             </w:r>
           </w:p>
-        </w:tc>
-        <w:tc>
-          <w:tcPr>
-            <w:tcW w:type="dxa" w:w="864"/>
-            <w:vAlign w:val="center"/>
-            <w:shd w:val="clear" w:color="auto" w:fill="EDEDED"/>
-          </w:tcPr>
           <w:p>
             <w:pPr>
-              <w:spacing w:after="0"/>
-              <w:jc w:val="center"/>
+              <w:spacing w:after="0" w:before="0" w:line="240" w:lineRule="auto"/>
             </w:pPr>
             <w:r>
               <w:rPr>
                 <w:rFonts w:ascii="Calibri" w:hAnsi="Calibri" w:eastAsia="Calibri"/>
-                <w:b/>
-                <w:color w:val="1F1F1F"/>
-                <w:sz w:val="19"/>
+                <w:b w:val="0"/>
+                <w:color w:val="6B6B6B"/>
+                <w:sz w:val="16"/>
               </w:rPr>
-              <w:t>{{ total_count }}</w:t>
+              <w:t>{%p if note_to_customer %}</w:t>
             </w:r>
           </w:p>
-        </w:tc>
-        <w:tc>
-          <w:tcPr>
-            <w:tcW w:type="dxa" w:w="1080"/>
-            <w:vAlign w:val="center"/>
-            <w:shd w:val="clear" w:color="auto" w:fill="EDEDED"/>
-          </w:tcPr>
           <w:p>
             <w:pPr>
-              <w:spacing w:after="0"/>
+              <w:spacing w:after="160" w:before="0" w:line="240" w:lineRule="auto"/>
             </w:pPr>
           </w:p>
-        </w:tc>
-        <w:tc>
-          <w:tcPr>
-            <w:tcW w:type="dxa" w:w="1152"/>
-            <w:vAlign w:val="center"/>
-            <w:shd w:val="clear" w:color="auto" w:fill="EDEDED"/>
-          </w:tcPr>
+          <w:tbl>
+            <w:tblPr>
+              <w:tblW w:type="auto" w:w="0"/>
+              <w:tblLayout w:type="fixed"/>
+              <w:tblLook w:firstColumn="1" w:firstRow="1" w:lastColumn="0" w:lastRow="0" w:noHBand="0" w:noVBand="1" w:val="04A0"/>
+              <w:tblLayout w:type="fixed"/>
+              <w:tblBorders>
+                <w:top w:val="single" w:sz="6" w:color="A6A6A6"/>
+                <w:left w:val="single" w:sz="6" w:color="A6A6A6"/>
+                <w:bottom w:val="single" w:sz="6" w:color="A6A6A6"/>
+                <w:right w:val="single" w:sz="6" w:color="A6A6A6"/>
+                <w:insideH w:val="nil"/>
+                <w:insideV w:val="nil"/>
+              </w:tblBorders>
+              <w:tblCellMar>
+                <w:top w:w="0" w:type="dxa"/>
+                <w:left w:w="0" w:type="dxa"/>
+                <w:bottom w:w="0" w:type="dxa"/>
+                <w:right w:w="0" w:type="dxa"/>
+              </w:tblCellMar>
+            </w:tblPr>
+            <w:tblGrid>
+              <w:gridCol w:w="10771"/>
+            </w:tblGrid>
+            <w:tr>
+              <w:tc>
+                <w:tcPr>
+                  <w:tcW w:type="dxa" w:w="10771"/>
+                  <w:vAlign w:val="center"/>
+                </w:tcPr>
+                <w:p>
+                  <w:pPr>
+                    <w:spacing w:after="80" w:before="80"/>
+                    <w:ind w:left="120" w:right="120"/>
+                  </w:pPr>
+                  <w:r>
+                    <w:rPr>
+                      <w:rFonts w:ascii="Calibri" w:hAnsi="Calibri" w:eastAsia="Calibri"/>
+                      <w:b w:val="0"/>
+                      <w:color w:val="1F1F1F"/>
+                      <w:sz w:val="20"/>
+                    </w:rPr>
+                    <w:t>{{ note_to_customer }}</w:t>
+                  </w:r>
+                </w:p>
+              </w:tc>
+            </w:tr>
+          </w:tbl>
+          <w:p/>
           <w:p>
             <w:pPr>
-              <w:spacing w:after="0"/>
-              <w:jc w:val="right"/>
+              <w:spacing w:after="0" w:before="0" w:line="240" w:lineRule="auto"/>
             </w:pPr>
             <w:r>
               <w:rPr>
                 <w:rFonts w:ascii="Calibri" w:hAnsi="Calibri" w:eastAsia="Calibri"/>
-                <w:b/>
-                <w:color w:val="1F1F1F"/>
-                <w:sz w:val="19"/>
+                <w:b w:val="0"/>
+                <w:color w:val="6B6B6B"/>
+                <w:sz w:val="16"/>
               </w:rPr>
-              <w:t>{{ total_weight_measured }}</w:t>
+              <w:t>{%p endif %}</w:t>
             </w:r>
           </w:p>
-        </w:tc>
-        <w:tc>
-          <w:tcPr>
-            <w:tcW w:type="dxa" w:w="648"/>
-            <w:vAlign w:val="center"/>
-            <w:shd w:val="clear" w:color="auto" w:fill="EDEDED"/>
-          </w:tcPr>
           <w:p>
             <w:pPr>
-              <w:spacing w:after="0"/>
+              <w:spacing w:after="0" w:before="360" w:line="240" w:lineRule="auto"/>
             </w:pPr>
+            <w:r>
+              <w:rPr>
+                <w:rFonts w:ascii="Calibri" w:hAnsi="Calibri" w:eastAsia="Calibri"/>
+                <w:b w:val="0"/>
+                <w:color w:val="6B6B6B"/>
+                <w:sz w:val="14"/>
+              </w:rPr>
+              <w:t>{{ shop_record }}</w:t>
+            </w:r>
           </w:p>
         </w:tc>
       </w:tr>
     </w:tbl>
-    <w:p>
-      <w:pPr>
-        <w:spacing w:after="0" w:before="0" w:line="240" w:lineRule="auto"/>
-      </w:pPr>
-      <w:r>
-        <w:rPr>
-          <w:rFonts w:ascii="Calibri" w:hAnsi="Calibri" w:eastAsia="Calibri"/>
-          <w:b w:val="0"/>
-          <w:color w:val="6B6B6B"/>
-          <w:sz w:val="16"/>
-        </w:rPr>
-        <w:t>{%p for f in footnotes %}</w:t>
-      </w:r>
-    </w:p>
-    <w:p>
-      <w:pPr>
-        <w:spacing w:after="0" w:before="40" w:line="240" w:lineRule="auto"/>
-      </w:pPr>
-      <w:r>
-        <w:rPr>
-          <w:rFonts w:ascii="Calibri" w:hAnsi="Calibri" w:eastAsia="Calibri"/>
-          <w:b w:val="0"/>
-          <w:color w:val="8A0000"/>
-          <w:sz w:val="15"/>
-        </w:rPr>
-        <w:t>{{ f.marker }} {{ f.name }}: could not be measured, so its weight isn't in the total. Reason: {{ f.reason }}</w:t>
-      </w:r>
-    </w:p>
-    <w:p>
-      <w:pPr>
-        <w:spacing w:after="0" w:before="0" w:line="240" w:lineRule="auto"/>
-      </w:pPr>
-      <w:r>
-        <w:rPr>
-          <w:rFonts w:ascii="Calibri" w:hAnsi="Calibri" w:eastAsia="Calibri"/>
-          <w:b w:val="0"/>
-          <w:color w:val="6B6B6B"/>
-          <w:sz w:val="16"/>
-        </w:rPr>
-        <w:t>{%p endfor %}</w:t>
-      </w:r>
-    </w:p>
-    <w:p>
-      <w:pPr>
-        <w:spacing w:after="0" w:before="400" w:line="240" w:lineRule="auto"/>
-      </w:pPr>
-      <w:r>
-        <w:rPr>
-          <w:rFonts w:ascii="Calibri" w:hAnsi="Calibri" w:eastAsia="Calibri"/>
-          <w:b w:val="0"/>
-          <w:color w:val="1F1F1F"/>
-          <w:sz w:val="20"/>
-        </w:rPr>
-        <w:t>Packed by: ______________________________      Date: ____________________</w:t>
-      </w:r>
-    </w:p>
-    <w:p>
-      <w:pPr>
-        <w:spacing w:after="0" w:before="0" w:line="240" w:lineRule="auto"/>
-      </w:pPr>
-      <w:r>
-        <w:rPr>
-          <w:rFonts w:ascii="Calibri" w:hAnsi="Calibri" w:eastAsia="Calibri"/>
-          <w:b w:val="0"/>
-          <w:color w:val="6B6B6B"/>
-          <w:sz w:val="16"/>
-        </w:rPr>
-        <w:t>{%p if note_to_customer %}</w:t>
-      </w:r>
-    </w:p>
-    <w:p>
-      <w:pPr>
-        <w:spacing w:after="0" w:before="280" w:line="240" w:lineRule="auto"/>
-        <w:pBdr>
-          <w:top w:val="single" w:sz="6" w:space="4" w:color="A6A6A6"/>
-          <w:left w:val="single" w:sz="6" w:space="4" w:color="A6A6A6"/>
-          <w:bottom w:val="single" w:sz="6" w:space="4" w:color="A6A6A6"/>
-          <w:right w:val="single" w:sz="6" w:space="4" w:color="A6A6A6"/>
-        </w:pBdr>
-      </w:pPr>
-      <w:r>
-        <w:rPr>
-          <w:rFonts w:ascii="Calibri" w:hAnsi="Calibri" w:eastAsia="Calibri"/>
-          <w:b w:val="0"/>
-          <w:color w:val="1F1F1F"/>
-          <w:sz w:val="20"/>
-        </w:rPr>
-        <w:t>{{ note_to_customer }}</w:t>
-      </w:r>
-    </w:p>
-    <w:p>
-      <w:pPr>
-        <w:spacing w:after="0" w:before="0" w:line="240" w:lineRule="auto"/>
-      </w:pPr>
-      <w:r>
-        <w:rPr>
-          <w:rFonts w:ascii="Calibri" w:hAnsi="Calibri" w:eastAsia="Calibri"/>
-          <w:b w:val="0"/>
-          <w:color w:val="6B6B6B"/>
-          <w:sz w:val="16"/>
-        </w:rPr>
-        <w:t>{%p endif %}</w:t>
-      </w:r>
-    </w:p>
-    <w:p>
-      <w:pPr>
-        <w:spacing w:after="0" w:before="360" w:line="240" w:lineRule="auto"/>
-      </w:pPr>
-      <w:r>
-        <w:rPr>
-          <w:rFonts w:ascii="Calibri" w:hAnsi="Calibri" w:eastAsia="Calibri"/>
-          <w:b w:val="0"/>
-          <w:color w:val="6B6B6B"/>
-          <w:sz w:val="14"/>
-        </w:rPr>
-        <w:t>{{ shop_record }}</w:t>
-      </w:r>
-    </w:p>
     <w:sectPr>
       <w:footerReference w:type="default" r:id="rId9"/>
       <w:pgSz w:w="12240" w:h="15840"/>
